--- a/docs/deliverables/ITPM_Group_Project_Info_Emdadyar.docx
+++ b/docs/deliverables/ITPM_Group_Project_Info_Emdadyar.docx
@@ -31,7 +31,7 @@
           <w:color w:val="555555"/>
           <w:sz w:val="22"/>
         </w:rPr>
-        <w:t>درس مدیریت پروژه فناوری اطلاعات | پروژه امدادیار</w:t>
+        <w:t>درس مدیریت پروژه فناوری اطلاعات | پروژه امداد یار</w:t>
       </w:r>
     </w:p>
     <w:p>
@@ -131,6 +131,9 @@
             </w:r>
           </w:p>
         </w:tc>
+        <w:trPr>
+          <w:tblHeader/>
+        </w:trPr>
       </w:tr>
       <w:tr>
         <w:tc>
@@ -407,6 +410,9 @@
             </w:r>
           </w:p>
         </w:tc>
+        <w:trPr>
+          <w:tblHeader/>
+        </w:trPr>
       </w:tr>
       <w:tr>
         <w:tc>
@@ -530,7 +536,7 @@
           <w:b w:val="0"/>
           <w:sz w:val="22"/>
         </w:rPr>
-        <w:t>امدادیار یک وب‌اپ پشتیبان تصمیم برای ارزیابی اولیه بیماران اورژانسی است. سامانه با دریافت علائم حیاتی، شکایت اصلی و سوابق قابل دسترس، احتمال نیاز به بررسی فوری را تخمین می‌زند. خروجی فقط برای کمک به تصمیم کادر درمان است و جایگزین پزشک یا پرستار نیست.</w:t>
+        <w:t>امداد یار یک وب‌اپ پشتیبان تصمیم برای ارزیابی اولیه بیماران اورژانسی است. سامانه با دریافت علائم حیاتی، شکایت اصلی و سوابق قابل دسترس، احتمال نیاز به بررسی فوری را تخمین می‌زند. خروجی فقط برای کمک به تصمیم کادر درمان است و جایگزین پزشک یا پرستار نیست.</w:t>
       </w:r>
     </w:p>
     <w:p>
